--- a/lesson-7.docx
+++ b/lesson-7.docx
@@ -4,21 +4,69 @@
   <w:body>
     <w:p>
       <w:pPr>
+        <w:rPr>
+          <w:lang w:val="ru-RU"/>
+        </w:rPr>
+      </w:pPr>
+      <w:r>
+        <w:rPr>
+          <w:lang w:val="ru-RU"/>
+        </w:rPr>
+        <w:t>#23 акт Творения снимает парадокс "изменяющейся реальности": необходимое для изменения "существование Ничто", наряду с Бытием, возникает только post factum - как следствие создания того, чего РАНЬШЕ не было;</w:t>
+      </w:r>
+    </w:p>
+    <w:p>
+      <w:pPr>
+        <w:rPr>
+          <w:lang w:val="ru-RU"/>
+        </w:rPr>
+      </w:pPr>
+      <w:r>
+        <w:rPr>
+          <w:lang w:val="ru-RU"/>
+        </w:rPr>
+        <w:t>#24 "Вера" – это риск, отказ от гарантий, предоставляемых знанием, и одновременно неуязвимость для манипуляций/внешнего контроля;</w:t>
+      </w:r>
+    </w:p>
+    <w:p>
+      <w:pPr>
+        <w:rPr>
+          <w:lang w:val="ru-RU"/>
+        </w:rPr>
+      </w:pPr>
+      <w:r>
+        <w:rPr>
+          <w:lang w:val="ru-RU"/>
+        </w:rPr>
+        <w:t>#25 "Борьба с грехом" – не проповедь умеренности, равновесия желаний/аффектов, но создание дистанции с ними: полная "переборка" самого себя во имя вечности, – доказательство Творения, Бога и бессмертия души, но не посредством знания, а посредством действия;</w:t>
+      </w:r>
+    </w:p>
+    <w:p>
+      <w:pPr>
+        <w:rPr>
+          <w:lang w:val="ru-RU"/>
+        </w:rPr>
+      </w:pPr>
+      <w:r>
+        <w:rPr>
+          <w:lang w:val="ru-RU"/>
+        </w:rPr>
+        <w:t>#26 понятие человеческой "свободы воли"  раздвоено: как некое сущее, безразличное (indifferentiae) к остальному сущему (Пелагий), и как отклонение (defectio) от сущего (замысла Творения) – повреждение, ущерб, Ничто "внутри" Бытия (Августин).</w:t>
+      </w:r>
+    </w:p>
+    <w:p>
+      <w:pPr>
         <w:pStyle w:val="Heading2"/>
-      </w:pPr>
-      <w:proofErr w:type="spellStart"/>
-      <w:r>
-        <w:t>Ещё</w:t>
-      </w:r>
-      <w:proofErr w:type="spellEnd"/>
-      <w:r>
-        <w:t xml:space="preserve"> о </w:t>
-      </w:r>
-      <w:proofErr w:type="spellStart"/>
-      <w:r>
-        <w:t>творении</w:t>
-      </w:r>
-      <w:proofErr w:type="spellEnd"/>
+        <w:rPr>
+          <w:lang w:val="ru-RU"/>
+        </w:rPr>
+      </w:pPr>
+      <w:r>
+        <w:rPr>
+          <w:lang w:val="ru-RU"/>
+        </w:rPr>
+        <w:t>Ещё о творении</w:t>
+      </w:r>
     </w:p>
     <w:p>
       <w:pPr>
@@ -158,7 +206,6 @@
         </w:rPr>
         <w:t xml:space="preserve">Тело человека — это </w:t>
       </w:r>
-      <w:proofErr w:type="spellStart"/>
       <w:r>
         <w:rPr>
           <w:rFonts w:ascii="Times New Roman" w:hAnsi="Times New Roman" w:cs="Times New Roman"/>
@@ -170,37 +217,15 @@
         </w:rPr>
         <w:t>усия</w:t>
       </w:r>
-      <w:proofErr w:type="spellEnd"/>
-      <w:r>
-        <w:rPr>
-          <w:rFonts w:ascii="Times New Roman" w:hAnsi="Times New Roman" w:cs="Times New Roman"/>
-          <w:sz w:val="24"/>
-          <w:szCs w:val="24"/>
-          <w:lang w:val="ru-RU"/>
-        </w:rPr>
-        <w:t xml:space="preserve">; но в нем есть и божественное начало, </w:t>
-      </w:r>
-      <w:proofErr w:type="spellStart"/>
-      <w:r>
-        <w:rPr>
-          <w:rFonts w:ascii="Times New Roman" w:hAnsi="Times New Roman" w:cs="Times New Roman"/>
-          <w:sz w:val="24"/>
-          <w:szCs w:val="24"/>
-          <w:lang w:val="ru-RU"/>
-        </w:rPr>
-        <w:t>богоподобие</w:t>
-      </w:r>
-      <w:proofErr w:type="spellEnd"/>
-      <w:r>
-        <w:rPr>
-          <w:rFonts w:ascii="Times New Roman" w:hAnsi="Times New Roman" w:cs="Times New Roman"/>
-          <w:sz w:val="24"/>
-          <w:szCs w:val="24"/>
-          <w:lang w:val="ru-RU"/>
-        </w:rPr>
-        <w:t xml:space="preserve"> — </w:t>
-      </w:r>
-      <w:proofErr w:type="spellStart"/>
+      <w:r>
+        <w:rPr>
+          <w:rFonts w:ascii="Times New Roman" w:hAnsi="Times New Roman" w:cs="Times New Roman"/>
+          <w:sz w:val="24"/>
+          <w:szCs w:val="24"/>
+          <w:lang w:val="ru-RU"/>
+        </w:rPr>
+        <w:t xml:space="preserve">; но в нем есть и божественное начало, богоподобие — </w:t>
+      </w:r>
       <w:r>
         <w:rPr>
           <w:rFonts w:ascii="Times New Roman" w:hAnsi="Times New Roman" w:cs="Times New Roman"/>
@@ -212,7 +237,6 @@
         </w:rPr>
         <w:t>юпостасис</w:t>
       </w:r>
-      <w:proofErr w:type="spellEnd"/>
       <w:r>
         <w:rPr>
           <w:rFonts w:ascii="Times New Roman" w:hAnsi="Times New Roman" w:cs="Times New Roman"/>
@@ -280,29 +304,8 @@
           <w:szCs w:val="24"/>
           <w:lang w:val="ru-RU"/>
         </w:rPr>
-        <w:t xml:space="preserve">тобы добиться победы над смертью, нужно «наладить отношения», узнать, чего хочет бог. По сути главный вопрос монотеизма — это понять, чего хочет Бог. Целью для получения ответа на этот вопрос является обретение </w:t>
-      </w:r>
-      <w:proofErr w:type="spellStart"/>
-      <w:r>
-        <w:rPr>
-          <w:rFonts w:ascii="Times New Roman" w:hAnsi="Times New Roman" w:cs="Times New Roman"/>
-          <w:sz w:val="24"/>
-          <w:szCs w:val="24"/>
-          <w:lang w:val="ru-RU"/>
-        </w:rPr>
-        <w:t>богоподобия</w:t>
-      </w:r>
-      <w:proofErr w:type="spellEnd"/>
-      <w:r>
-        <w:rPr>
-          <w:rFonts w:ascii="Times New Roman" w:hAnsi="Times New Roman" w:cs="Times New Roman"/>
-          <w:sz w:val="24"/>
-          <w:szCs w:val="24"/>
-          <w:lang w:val="ru-RU"/>
-        </w:rPr>
-        <w:t xml:space="preserve">. Очиститься о </w:t>
-      </w:r>
-      <w:proofErr w:type="spellStart"/>
+        <w:t xml:space="preserve">тобы добиться победы над смертью, нужно «наладить отношения», узнать, чего хочет бог. По сути главный вопрос монотеизма — это понять, чего хочет Бог. Целью для получения ответа на этот вопрос является обретение богоподобия. Очиститься о </w:t>
+      </w:r>
       <w:r>
         <w:rPr>
           <w:rFonts w:ascii="Times New Roman" w:hAnsi="Times New Roman" w:cs="Times New Roman"/>
@@ -314,7 +317,6 @@
         </w:rPr>
         <w:t>усии</w:t>
       </w:r>
-      <w:proofErr w:type="spellEnd"/>
       <w:r>
         <w:rPr>
           <w:rFonts w:ascii="Times New Roman" w:hAnsi="Times New Roman" w:cs="Times New Roman"/>
@@ -324,7 +326,6 @@
         </w:rPr>
         <w:t xml:space="preserve">, мешающей </w:t>
       </w:r>
-      <w:proofErr w:type="spellStart"/>
       <w:r>
         <w:rPr>
           <w:rFonts w:ascii="Times New Roman" w:hAnsi="Times New Roman" w:cs="Times New Roman"/>
@@ -336,7 +337,6 @@
         </w:rPr>
         <w:t>юпостасису</w:t>
       </w:r>
-      <w:proofErr w:type="spellEnd"/>
       <w:r>
         <w:rPr>
           <w:rFonts w:ascii="Times New Roman" w:hAnsi="Times New Roman" w:cs="Times New Roman"/>
@@ -366,56 +366,15 @@
         </w:rPr>
         <w:t xml:space="preserve"> (вспоминаем схему монотеистической картины мира) — </w:t>
       </w:r>
-      <w:proofErr w:type="spellStart"/>
-      <w:r>
-        <w:rPr>
-          <w:rFonts w:ascii="Times New Roman" w:hAnsi="Times New Roman" w:cs="Times New Roman"/>
-          <w:sz w:val="24"/>
-          <w:szCs w:val="24"/>
-          <w:lang w:val="ru-RU"/>
-        </w:rPr>
-        <w:t>ἁμ</w:t>
-      </w:r>
-      <w:proofErr w:type="spellEnd"/>
-      <w:r>
-        <w:rPr>
-          <w:rFonts w:ascii="Times New Roman" w:hAnsi="Times New Roman" w:cs="Times New Roman"/>
-          <w:sz w:val="24"/>
-          <w:szCs w:val="24"/>
-          <w:lang w:val="ru-RU"/>
-        </w:rPr>
-        <w:t>α</w:t>
-      </w:r>
-      <w:proofErr w:type="spellStart"/>
-      <w:r>
-        <w:rPr>
-          <w:rFonts w:ascii="Times New Roman" w:hAnsi="Times New Roman" w:cs="Times New Roman"/>
-          <w:sz w:val="24"/>
-          <w:szCs w:val="24"/>
-          <w:lang w:val="ru-RU"/>
-        </w:rPr>
-        <w:t>ρτί</w:t>
-      </w:r>
-      <w:proofErr w:type="spellEnd"/>
-      <w:r>
-        <w:rPr>
-          <w:rFonts w:ascii="Times New Roman" w:hAnsi="Times New Roman" w:cs="Times New Roman"/>
-          <w:sz w:val="24"/>
-          <w:szCs w:val="24"/>
-          <w:lang w:val="ru-RU"/>
-        </w:rPr>
-        <w:t>α</w:t>
-      </w:r>
-      <w:r>
-        <w:rPr>
-          <w:rFonts w:ascii="Times New Roman" w:hAnsi="Times New Roman" w:cs="Times New Roman"/>
-          <w:sz w:val="24"/>
-          <w:szCs w:val="24"/>
-          <w:lang w:val="ru-RU"/>
-        </w:rPr>
-        <w:t xml:space="preserve"> [</w:t>
-      </w:r>
-      <w:proofErr w:type="spellStart"/>
+      <w:r>
+        <w:rPr>
+          <w:rFonts w:ascii="Times New Roman" w:hAnsi="Times New Roman" w:cs="Times New Roman"/>
+          <w:sz w:val="24"/>
+          <w:szCs w:val="24"/>
+          <w:lang w:val="ru-RU"/>
+        </w:rPr>
+        <w:t>ἁμαρτία [</w:t>
+      </w:r>
       <w:r>
         <w:rPr>
           <w:rFonts w:ascii="Times New Roman" w:hAnsi="Times New Roman" w:cs="Times New Roman"/>
@@ -425,7 +384,6 @@
         </w:rPr>
         <w:t>хамартиа</w:t>
       </w:r>
-      <w:proofErr w:type="spellEnd"/>
       <w:r>
         <w:rPr>
           <w:rFonts w:ascii="Times New Roman" w:hAnsi="Times New Roman" w:cs="Times New Roman"/>
@@ -501,79 +459,17 @@
           <w:rFonts w:ascii="Times New Roman" w:hAnsi="Times New Roman" w:cs="Times New Roman"/>
           <w:sz w:val="24"/>
           <w:szCs w:val="24"/>
-        </w:rPr>
-      </w:pPr>
-      <w:proofErr w:type="spellStart"/>
-      <w:r>
-        <w:rPr>
-          <w:rFonts w:ascii="Times New Roman" w:hAnsi="Times New Roman" w:cs="Times New Roman"/>
-          <w:sz w:val="24"/>
-          <w:szCs w:val="24"/>
-        </w:rPr>
-        <w:t>Самые</w:t>
-      </w:r>
-      <w:proofErr w:type="spellEnd"/>
-      <w:r>
-        <w:rPr>
-          <w:rFonts w:ascii="Times New Roman" w:hAnsi="Times New Roman" w:cs="Times New Roman"/>
-          <w:sz w:val="24"/>
-          <w:szCs w:val="24"/>
-        </w:rPr>
-        <w:t xml:space="preserve"> </w:t>
-      </w:r>
-      <w:proofErr w:type="spellStart"/>
-      <w:r>
-        <w:rPr>
-          <w:rFonts w:ascii="Times New Roman" w:hAnsi="Times New Roman" w:cs="Times New Roman"/>
-          <w:sz w:val="24"/>
-          <w:szCs w:val="24"/>
-        </w:rPr>
-        <w:t>страшные</w:t>
-      </w:r>
-      <w:proofErr w:type="spellEnd"/>
-      <w:r>
-        <w:rPr>
-          <w:rFonts w:ascii="Times New Roman" w:hAnsi="Times New Roman" w:cs="Times New Roman"/>
-          <w:sz w:val="24"/>
-          <w:szCs w:val="24"/>
-        </w:rPr>
-        <w:t xml:space="preserve"> </w:t>
-      </w:r>
-      <w:proofErr w:type="spellStart"/>
-      <w:r>
-        <w:rPr>
-          <w:rFonts w:ascii="Times New Roman" w:hAnsi="Times New Roman" w:cs="Times New Roman"/>
-          <w:sz w:val="24"/>
-          <w:szCs w:val="24"/>
-        </w:rPr>
-        <w:t>смертные</w:t>
-      </w:r>
-      <w:proofErr w:type="spellEnd"/>
-      <w:r>
-        <w:rPr>
-          <w:rFonts w:ascii="Times New Roman" w:hAnsi="Times New Roman" w:cs="Times New Roman"/>
-          <w:sz w:val="24"/>
-          <w:szCs w:val="24"/>
-        </w:rPr>
-        <w:t xml:space="preserve"> </w:t>
-      </w:r>
-      <w:proofErr w:type="spellStart"/>
-      <w:r>
-        <w:rPr>
-          <w:rFonts w:ascii="Times New Roman" w:hAnsi="Times New Roman" w:cs="Times New Roman"/>
-          <w:sz w:val="24"/>
-          <w:szCs w:val="24"/>
-        </w:rPr>
-        <w:t>грехи</w:t>
-      </w:r>
-      <w:proofErr w:type="spellEnd"/>
-      <w:r>
-        <w:rPr>
-          <w:rFonts w:ascii="Times New Roman" w:hAnsi="Times New Roman" w:cs="Times New Roman"/>
-          <w:sz w:val="24"/>
-          <w:szCs w:val="24"/>
-        </w:rPr>
-        <w:t>:</w:t>
+          <w:lang w:val="ru-RU"/>
+        </w:rPr>
+      </w:pPr>
+      <w:r>
+        <w:rPr>
+          <w:rFonts w:ascii="Times New Roman" w:hAnsi="Times New Roman" w:cs="Times New Roman"/>
+          <w:sz w:val="24"/>
+          <w:szCs w:val="24"/>
+          <w:lang w:val="ru-RU"/>
+        </w:rPr>
+        <w:t>Самые страшные смертные грехи:</w:t>
       </w:r>
     </w:p>
     <w:p>
@@ -588,7 +484,6 @@
           <w:szCs w:val="24"/>
         </w:rPr>
       </w:pPr>
-      <w:proofErr w:type="spellStart"/>
       <w:r>
         <w:rPr>
           <w:rFonts w:ascii="Times New Roman" w:hAnsi="Times New Roman" w:cs="Times New Roman"/>
@@ -597,7 +492,6 @@
         </w:rPr>
         <w:t>Чревоугодие</w:t>
       </w:r>
-      <w:proofErr w:type="spellEnd"/>
     </w:p>
     <w:p>
       <w:pPr>
@@ -611,7 +505,6 @@
           <w:szCs w:val="24"/>
         </w:rPr>
       </w:pPr>
-      <w:proofErr w:type="spellStart"/>
       <w:r>
         <w:rPr>
           <w:rFonts w:ascii="Times New Roman" w:hAnsi="Times New Roman" w:cs="Times New Roman"/>
@@ -620,7 +513,6 @@
         </w:rPr>
         <w:t>Гордыня</w:t>
       </w:r>
-      <w:proofErr w:type="spellEnd"/>
     </w:p>
     <w:p>
       <w:pPr>
@@ -634,7 +526,6 @@
           <w:szCs w:val="24"/>
         </w:rPr>
       </w:pPr>
-      <w:proofErr w:type="spellStart"/>
       <w:r>
         <w:rPr>
           <w:rFonts w:ascii="Times New Roman" w:hAnsi="Times New Roman" w:cs="Times New Roman"/>
@@ -643,7 +534,6 @@
         </w:rPr>
         <w:t>Алчность</w:t>
       </w:r>
-      <w:proofErr w:type="spellEnd"/>
     </w:p>
     <w:p>
       <w:pPr>
@@ -657,7 +547,6 @@
           <w:szCs w:val="24"/>
         </w:rPr>
       </w:pPr>
-      <w:proofErr w:type="spellStart"/>
       <w:r>
         <w:rPr>
           <w:rFonts w:ascii="Times New Roman" w:hAnsi="Times New Roman" w:cs="Times New Roman"/>
@@ -666,7 +555,6 @@
         </w:rPr>
         <w:t>Прелюбодеяние</w:t>
       </w:r>
-      <w:proofErr w:type="spellEnd"/>
     </w:p>
     <w:p>
       <w:pPr>
@@ -680,16 +568,15 @@
           <w:szCs w:val="24"/>
         </w:rPr>
       </w:pPr>
-      <w:proofErr w:type="spellStart"/>
-      <w:r>
-        <w:rPr>
-          <w:rFonts w:ascii="Times New Roman" w:hAnsi="Times New Roman" w:cs="Times New Roman"/>
-          <w:sz w:val="24"/>
-          <w:szCs w:val="24"/>
-        </w:rPr>
+      <w:r>
+        <w:rPr>
+          <w:rFonts w:ascii="Times New Roman" w:hAnsi="Times New Roman" w:cs="Times New Roman"/>
+          <w:sz w:val="24"/>
+          <w:szCs w:val="24"/>
+        </w:rPr>
+        <w:lastRenderedPageBreak/>
         <w:t>Зависть</w:t>
       </w:r>
-      <w:proofErr w:type="spellEnd"/>
     </w:p>
     <w:p>
       <w:pPr>
@@ -703,7 +590,6 @@
           <w:szCs w:val="24"/>
         </w:rPr>
       </w:pPr>
-      <w:proofErr w:type="spellStart"/>
       <w:r>
         <w:rPr>
           <w:rFonts w:ascii="Times New Roman" w:hAnsi="Times New Roman" w:cs="Times New Roman"/>
@@ -712,7 +598,6 @@
         </w:rPr>
         <w:t>Уныние</w:t>
       </w:r>
-      <w:proofErr w:type="spellEnd"/>
     </w:p>
     <w:p>
       <w:pPr>
@@ -865,7 +750,6 @@
         </w:rPr>
         <w:t xml:space="preserve">); контроль чрезмерности был и в Элладе и назывался </w:t>
       </w:r>
-      <w:proofErr w:type="spellStart"/>
       <w:r>
         <w:rPr>
           <w:rFonts w:ascii="Times New Roman" w:hAnsi="Times New Roman" w:cs="Times New Roman"/>
@@ -888,7 +772,6 @@
         </w:rPr>
         <w:t>вдеймонией</w:t>
       </w:r>
-      <w:proofErr w:type="spellEnd"/>
       <w:r>
         <w:rPr>
           <w:rFonts w:ascii="Times New Roman" w:hAnsi="Times New Roman" w:cs="Times New Roman"/>
@@ -915,17 +798,7 @@
           <w:szCs w:val="24"/>
           <w:lang w:val="ru-RU"/>
         </w:rPr>
-        <w:t xml:space="preserve">. При этом зависть, уныние и гнев несмотря на отрицательную коннотацию также относится к удовольствию через его отрицание. В отличии от </w:t>
-      </w:r>
-      <w:r>
-        <w:rPr>
-          <w:rFonts w:ascii="Times New Roman" w:hAnsi="Times New Roman" w:cs="Times New Roman"/>
-          <w:sz w:val="24"/>
-          <w:szCs w:val="24"/>
-          <w:lang w:val="ru-RU"/>
-        </w:rPr>
-        <w:lastRenderedPageBreak/>
-        <w:t xml:space="preserve">античности здесь говорится о том, что все желания являются плохими, что любое удовольствие плохо. </w:t>
+        <w:t xml:space="preserve">. При этом зависть, уныние и гнев несмотря на отрицательную коннотацию также относится к удовольствию через его отрицание. В отличии от античности здесь говорится о том, что все желания являются плохими, что любое удовольствие плохо. </w:t>
       </w:r>
       <w:r>
         <w:rPr>
@@ -945,7 +818,6 @@
         </w:rPr>
         <w:t xml:space="preserve"> физиологический механизм, и плох он тем, что управляет человеком. Если в античности целью было достижение аффекта </w:t>
       </w:r>
-      <w:proofErr w:type="spellStart"/>
       <w:r>
         <w:rPr>
           <w:rFonts w:ascii="Times New Roman" w:hAnsi="Times New Roman" w:cs="Times New Roman"/>
@@ -957,7 +829,6 @@
         </w:rPr>
         <w:t>эвдеймонии</w:t>
       </w:r>
-      <w:proofErr w:type="spellEnd"/>
       <w:r>
         <w:rPr>
           <w:rFonts w:ascii="Times New Roman" w:hAnsi="Times New Roman" w:cs="Times New Roman"/>
@@ -1020,7 +891,6 @@
         </w:rPr>
         <w:t xml:space="preserve">Основное действие в христианстве — преодоление, обращение. Человеку нужно выйти из состояния, где ему комфортно и хорошо, где он прикован к своей </w:t>
       </w:r>
-      <w:proofErr w:type="spellStart"/>
       <w:r>
         <w:rPr>
           <w:rFonts w:ascii="Times New Roman" w:hAnsi="Times New Roman" w:cs="Times New Roman"/>
@@ -1032,7 +902,6 @@
         </w:rPr>
         <w:t>усии</w:t>
       </w:r>
-      <w:proofErr w:type="spellEnd"/>
       <w:r>
         <w:rPr>
           <w:rFonts w:ascii="Times New Roman" w:hAnsi="Times New Roman" w:cs="Times New Roman"/>
@@ -1042,7 +911,6 @@
         </w:rPr>
         <w:t xml:space="preserve">. Смысл исповеди состоит в том, чтобы разграничивать себя от своих состояний </w:t>
       </w:r>
-      <w:proofErr w:type="spellStart"/>
       <w:r>
         <w:rPr>
           <w:rFonts w:ascii="Times New Roman" w:hAnsi="Times New Roman" w:cs="Times New Roman"/>
@@ -1054,7 +922,6 @@
         </w:rPr>
         <w:t>усии</w:t>
       </w:r>
-      <w:proofErr w:type="spellEnd"/>
       <w:r>
         <w:rPr>
           <w:rFonts w:ascii="Times New Roman" w:hAnsi="Times New Roman" w:cs="Times New Roman"/>
@@ -1083,7 +950,6 @@
         </w:rPr>
         <w:t xml:space="preserve">Монотеизм в изначальном своем виде вовсе не обман и не манипуляция, но самый честный договор, потому что речь идёт не о знании, где можно обмануть, дав неверное знание, а о вере: тебе не дают доказательств, а предлагают сделать ставку: поверить в существование в бога и в свой </w:t>
       </w:r>
-      <w:proofErr w:type="spellStart"/>
       <w:r>
         <w:rPr>
           <w:rFonts w:ascii="Times New Roman" w:hAnsi="Times New Roman" w:cs="Times New Roman"/>
@@ -1095,7 +961,6 @@
         </w:rPr>
         <w:t>юпостасис</w:t>
       </w:r>
-      <w:proofErr w:type="spellEnd"/>
       <w:r>
         <w:rPr>
           <w:rFonts w:ascii="Times New Roman" w:hAnsi="Times New Roman" w:cs="Times New Roman"/>
@@ -1326,27 +1191,8 @@
           <w:szCs w:val="24"/>
           <w:lang w:val="ru-RU"/>
         </w:rPr>
-        <w:t xml:space="preserve">В 4-5 </w:t>
-      </w:r>
-      <w:proofErr w:type="spellStart"/>
-      <w:r>
-        <w:rPr>
-          <w:rFonts w:ascii="Times New Roman" w:hAnsi="Times New Roman" w:cs="Times New Roman"/>
-          <w:sz w:val="24"/>
-          <w:szCs w:val="24"/>
-          <w:lang w:val="ru-RU"/>
-        </w:rPr>
-        <w:t>вв</w:t>
-      </w:r>
-      <w:proofErr w:type="spellEnd"/>
-      <w:r>
-        <w:rPr>
-          <w:rFonts w:ascii="Times New Roman" w:hAnsi="Times New Roman" w:cs="Times New Roman"/>
-          <w:sz w:val="24"/>
-          <w:szCs w:val="24"/>
-          <w:lang w:val="ru-RU"/>
-        </w:rPr>
-        <w:t xml:space="preserve"> нашей эры между ними был спор. Выиграл спор Августин; </w:t>
+        <w:lastRenderedPageBreak/>
+        <w:t xml:space="preserve">В 4-5 вв нашей эры между ними был спор. Выиграл спор Августин; </w:t>
       </w:r>
       <w:r>
         <w:rPr>
@@ -1385,7 +1231,6 @@
         </w:rPr>
         <w:t xml:space="preserve">Точка зрения Пелагия заключается в том, что при наличии свободы воли, мы в одинаковой степени склонны как к </w:t>
       </w:r>
-      <w:proofErr w:type="spellStart"/>
       <w:r>
         <w:rPr>
           <w:rFonts w:ascii="Times New Roman" w:hAnsi="Times New Roman" w:cs="Times New Roman"/>
@@ -1397,7 +1242,6 @@
         </w:rPr>
         <w:t>усии</w:t>
       </w:r>
-      <w:proofErr w:type="spellEnd"/>
       <w:r>
         <w:rPr>
           <w:rFonts w:ascii="Times New Roman" w:hAnsi="Times New Roman" w:cs="Times New Roman"/>
@@ -1407,7 +1251,6 @@
         </w:rPr>
         <w:t xml:space="preserve">, так и к </w:t>
       </w:r>
-      <w:proofErr w:type="spellStart"/>
       <w:r>
         <w:rPr>
           <w:rFonts w:ascii="Times New Roman" w:hAnsi="Times New Roman" w:cs="Times New Roman"/>
@@ -1419,35 +1262,14 @@
         </w:rPr>
         <w:t>юпостасису</w:t>
       </w:r>
-      <w:proofErr w:type="spellEnd"/>
-      <w:r>
-        <w:rPr>
-          <w:rFonts w:ascii="Times New Roman" w:hAnsi="Times New Roman" w:cs="Times New Roman"/>
-          <w:sz w:val="24"/>
-          <w:szCs w:val="24"/>
-          <w:lang w:val="ru-RU"/>
-        </w:rPr>
-        <w:t xml:space="preserve"> (душе и </w:t>
-      </w:r>
-      <w:proofErr w:type="spellStart"/>
-      <w:r>
-        <w:rPr>
-          <w:rFonts w:ascii="Times New Roman" w:hAnsi="Times New Roman" w:cs="Times New Roman"/>
-          <w:sz w:val="24"/>
-          <w:szCs w:val="24"/>
-          <w:lang w:val="ru-RU"/>
-        </w:rPr>
-        <w:t>плоти</w:t>
-      </w:r>
-      <w:proofErr w:type="spellEnd"/>
-      <w:r>
-        <w:rPr>
-          <w:rFonts w:ascii="Times New Roman" w:hAnsi="Times New Roman" w:cs="Times New Roman"/>
-          <w:sz w:val="24"/>
-          <w:szCs w:val="24"/>
-          <w:lang w:val="ru-RU"/>
-        </w:rPr>
-        <w:t xml:space="preserve">, злу и добру) — </w:t>
+      <w:r>
+        <w:rPr>
+          <w:rFonts w:ascii="Times New Roman" w:hAnsi="Times New Roman" w:cs="Times New Roman"/>
+          <w:sz w:val="24"/>
+          <w:szCs w:val="24"/>
+          <w:lang w:val="ru-RU"/>
+        </w:rPr>
+        <w:t xml:space="preserve"> (душе и плоти, злу и добру) — </w:t>
       </w:r>
       <w:r>
         <w:rPr>
@@ -1524,17 +1346,7 @@
           <w:szCs w:val="24"/>
           <w:lang w:val="ru-RU"/>
         </w:rPr>
-        <w:t xml:space="preserve">Эта точка зрения была принята еретической, потому что ставила христианство в неудобное положение: существование зла, дьявола, в мире, созданном богом, лежит на его ответственности, ведь если человек может выбирать между добром и злом, то откуда взялось зло, к которому есть возможность примкнуть? Если же бог не создавал зла и дьявола, то следует признать, что богом создан не весь мир; что мир является ареной </w:t>
-      </w:r>
-      <w:r>
-        <w:rPr>
-          <w:rFonts w:ascii="Times New Roman" w:hAnsi="Times New Roman" w:cs="Times New Roman"/>
-          <w:sz w:val="24"/>
-          <w:szCs w:val="24"/>
-          <w:lang w:val="ru-RU"/>
-        </w:rPr>
-        <w:lastRenderedPageBreak/>
-        <w:t xml:space="preserve">борьбы бога и дьявола, а эта картина мира ничем не отличается от мифологической. Это направление мысли, исследующее </w:t>
+        <w:t xml:space="preserve">Эта точка зрения была принята еретической, потому что ставила христианство в неудобное положение: существование зла, дьявола, в мире, созданном богом, лежит на его ответственности, ведь если человек может выбирать между добром и злом, то откуда взялось зло, к которому есть возможность примкнуть? Если же бог не создавал зла и дьявола, то следует признать, что богом создан не весь мир; что мир является ареной борьбы бога и дьявола, а эта картина мира ничем не отличается от мифологической. Это направление мысли, исследующее </w:t>
       </w:r>
       <w:r>
         <w:rPr>
@@ -1635,7 +1447,6 @@
         </w:rPr>
         <w:t xml:space="preserve"> разрешает противоречие и освобождает бога от ответственности за зло. Она заключается в том, что «существование зла» — это оксюморон. Акт творения, создавший то, чего не было, создал некую копию, лишённую божественного совершенства. Происходит это потому, что мы несём в себе изъян, след того «ничто», которого не было, и оно же является злом, в переводе </w:t>
       </w:r>
-      <w:proofErr w:type="spellStart"/>
       <w:r>
         <w:rPr>
           <w:rFonts w:ascii="Times New Roman" w:hAnsi="Times New Roman" w:cs="Times New Roman"/>
@@ -1646,7 +1457,6 @@
         </w:rPr>
         <w:t>defectio</w:t>
       </w:r>
-      <w:proofErr w:type="spellEnd"/>
       <w:r>
         <w:rPr>
           <w:rFonts w:ascii="Times New Roman" w:hAnsi="Times New Roman" w:cs="Times New Roman"/>
@@ -1656,7 +1466,6 @@
         </w:rPr>
         <w:t xml:space="preserve"> — умаление, отклонение, уклонение. Это нечто, полностью противоположное божьему творению, замыслу бога (</w:t>
       </w:r>
-      <w:proofErr w:type="spellStart"/>
       <w:r>
         <w:rPr>
           <w:rFonts w:ascii="Times New Roman" w:hAnsi="Times New Roman" w:cs="Times New Roman"/>
@@ -1667,7 +1476,6 @@
         </w:rPr>
         <w:t>Effectio</w:t>
       </w:r>
-      <w:proofErr w:type="spellEnd"/>
       <w:r>
         <w:rPr>
           <w:rFonts w:ascii="Times New Roman" w:hAnsi="Times New Roman" w:cs="Times New Roman"/>
@@ -1677,7 +1485,6 @@
         </w:rPr>
         <w:t xml:space="preserve">). Это анти-творение. Созданные из ничто, мы несем в себе это ничто и умаляем творение бога. И вот это </w:t>
       </w:r>
-      <w:proofErr w:type="spellStart"/>
       <w:r>
         <w:rPr>
           <w:rFonts w:ascii="Times New Roman" w:hAnsi="Times New Roman" w:cs="Times New Roman"/>
@@ -1688,7 +1495,6 @@
         </w:rPr>
         <w:t>defectio</w:t>
       </w:r>
-      <w:proofErr w:type="spellEnd"/>
       <w:r>
         <w:rPr>
           <w:rFonts w:ascii="Times New Roman" w:hAnsi="Times New Roman" w:cs="Times New Roman"/>
@@ -1775,7 +1581,6 @@
         </w:rPr>
         <w:t xml:space="preserve"> </w:t>
       </w:r>
-      <w:proofErr w:type="spellStart"/>
       <w:r>
         <w:rPr>
           <w:rFonts w:ascii="Times New Roman" w:hAnsi="Times New Roman" w:cs="Times New Roman"/>
@@ -1786,7 +1591,6 @@
         </w:rPr>
         <w:t>arbitrum</w:t>
       </w:r>
-      <w:proofErr w:type="spellEnd"/>
       <w:r>
         <w:rPr>
           <w:rFonts w:ascii="Times New Roman" w:hAnsi="Times New Roman" w:cs="Times New Roman"/>
@@ -1834,7 +1638,6 @@
         </w:rPr>
         <w:t xml:space="preserve">Но тогда получается, что «контракт» не работает, потому что оказывается, что в человеке нет божественного начала, </w:t>
       </w:r>
-      <w:proofErr w:type="spellStart"/>
       <w:r>
         <w:rPr>
           <w:rFonts w:ascii="Times New Roman" w:hAnsi="Times New Roman" w:cs="Times New Roman"/>
@@ -1846,35 +1649,14 @@
         </w:rPr>
         <w:t>юпостасиса</w:t>
       </w:r>
-      <w:proofErr w:type="spellEnd"/>
-      <w:r>
-        <w:rPr>
-          <w:rFonts w:ascii="Times New Roman" w:hAnsi="Times New Roman" w:cs="Times New Roman"/>
-          <w:sz w:val="24"/>
-          <w:szCs w:val="24"/>
-          <w:lang w:val="ru-RU"/>
-        </w:rPr>
-        <w:t xml:space="preserve">, а значит, что у аскетичного человека просто не получится достичь </w:t>
-      </w:r>
-      <w:proofErr w:type="spellStart"/>
-      <w:r>
-        <w:rPr>
-          <w:rFonts w:ascii="Times New Roman" w:hAnsi="Times New Roman" w:cs="Times New Roman"/>
-          <w:sz w:val="24"/>
-          <w:szCs w:val="24"/>
-          <w:lang w:val="ru-RU"/>
-        </w:rPr>
-        <w:t>богоподобия</w:t>
-      </w:r>
-      <w:proofErr w:type="spellEnd"/>
-      <w:r>
-        <w:rPr>
-          <w:rFonts w:ascii="Times New Roman" w:hAnsi="Times New Roman" w:cs="Times New Roman"/>
-          <w:sz w:val="24"/>
-          <w:szCs w:val="24"/>
-          <w:lang w:val="ru-RU"/>
-        </w:rPr>
-        <w:t xml:space="preserve">. </w:t>
+      <w:r>
+        <w:rPr>
+          <w:rFonts w:ascii="Times New Roman" w:hAnsi="Times New Roman" w:cs="Times New Roman"/>
+          <w:sz w:val="24"/>
+          <w:szCs w:val="24"/>
+          <w:lang w:val="ru-RU"/>
+        </w:rPr>
+        <w:t xml:space="preserve">, а значит, что у аскетичного человека просто не получится достичь богоподобия. </w:t>
       </w:r>
       <w:r>
         <w:rPr>
@@ -2053,6 +1835,9 @@
     <w:p>
       <w:pPr>
         <w:pStyle w:val="Quote"/>
+        <w:rPr>
+          <w:lang w:val="ru-RU"/>
+        </w:rPr>
       </w:pPr>
       <w:r>
         <w:rPr>
@@ -2060,6 +1845,7 @@
           <w:bCs/>
           <w:lang w:val="ru-RU"/>
         </w:rPr>
+        <w:lastRenderedPageBreak/>
         <w:t>Вопрос</w:t>
       </w:r>
       <w:r>
@@ -2069,9 +1855,15 @@
         <w:t>: если по Августину бог не создавал зла, а возникло оно вследствие того, что мир сотворен из «ничто», получается, что либо Бог создал мир с дефектом, которого не усмотрел, то есть он несовершенен, либо он знал о нем и намеренно допустил наличие дефекта, что значит, что он создал зло. Как с этим быть?</w:t>
       </w:r>
       <w:r>
+        <w:rPr>
+          <w:lang w:val="ru-RU"/>
+        </w:rPr>
         <w:t xml:space="preserve"> </w:t>
       </w:r>
       <w:r>
+        <w:rPr>
+          <w:lang w:val="ru-RU"/>
+        </w:rPr>
         <w:br/>
       </w:r>
       <w:r>
@@ -2114,44 +1906,18 @@
           <w:bCs/>
           <w:lang w:val="ru-RU"/>
         </w:rPr>
-        <w:lastRenderedPageBreak/>
         <w:t>Вопрос</w:t>
       </w:r>
       <w:r>
         <w:rPr>
           <w:lang w:val="ru-RU"/>
         </w:rPr>
-        <w:t xml:space="preserve">: о какой свободе воли может идти речь, если человек, решивший отказаться от </w:t>
-      </w:r>
-      <w:proofErr w:type="spellStart"/>
-      <w:r>
-        <w:rPr>
-          <w:lang w:val="ru-RU"/>
-        </w:rPr>
-        <w:t>юпостасиса</w:t>
-      </w:r>
-      <w:proofErr w:type="spellEnd"/>
-      <w:r>
-        <w:rPr>
-          <w:lang w:val="ru-RU"/>
-        </w:rPr>
-        <w:t xml:space="preserve"> и сделавший выбор в пользу </w:t>
-      </w:r>
-      <w:proofErr w:type="spellStart"/>
-      <w:r>
-        <w:rPr>
-          <w:lang w:val="ru-RU"/>
-        </w:rPr>
-        <w:t>усии</w:t>
-      </w:r>
-      <w:proofErr w:type="spellEnd"/>
-      <w:r>
-        <w:rPr>
-          <w:lang w:val="ru-RU"/>
-        </w:rPr>
-        <w:t xml:space="preserve"> попадает в ад?</w:t>
-      </w:r>
-      <w:r>
+        <w:t>: о какой свободе воли может идти речь, если человек, решивший отказаться от юпостасиса и сделавший выбор в пользу усии попадает в ад?</w:t>
+      </w:r>
+      <w:r>
+        <w:rPr>
+          <w:lang w:val="ru-RU"/>
+        </w:rPr>
         <w:br/>
       </w:r>
       <w:r>
@@ -2168,28 +1934,24 @@
         </w:rPr>
         <w:t xml:space="preserve">: здесь нужно понимать свободу в другом смысле. Человек, сделав выбор в пользу </w:t>
       </w:r>
-      <w:proofErr w:type="spellStart"/>
       <w:r>
         <w:rPr>
           <w:lang w:val="ru-RU"/>
         </w:rPr>
         <w:t>усии</w:t>
       </w:r>
-      <w:proofErr w:type="spellEnd"/>
       <w:r>
         <w:rPr>
           <w:lang w:val="ru-RU"/>
         </w:rPr>
         <w:t xml:space="preserve"> лишается свободы воли, то есть как бы делает выбор стать рабом, а выбрав </w:t>
       </w:r>
-      <w:proofErr w:type="spellStart"/>
       <w:r>
         <w:rPr>
           <w:lang w:val="ru-RU"/>
         </w:rPr>
         <w:t>юпостасис</w:t>
       </w:r>
-      <w:proofErr w:type="spellEnd"/>
       <w:r>
         <w:rPr>
           <w:lang w:val="ru-RU"/>

--- a/lesson-7.docx
+++ b/lesson-7.docx
@@ -12,46 +12,118 @@
         <w:rPr>
           <w:lang w:val="ru-RU"/>
         </w:rPr>
-        <w:t>#23 акт Творения снимает парадокс "изменяющейся реальности": необходимое для изменения "существование Ничто", наряду с Бытием, возникает только post factum - как следствие создания того, чего РАНЬШЕ не было;</w:t>
-      </w:r>
-    </w:p>
-    <w:p>
-      <w:pPr>
-        <w:rPr>
-          <w:lang w:val="ru-RU"/>
-        </w:rPr>
-      </w:pPr>
-      <w:r>
-        <w:rPr>
-          <w:lang w:val="ru-RU"/>
-        </w:rPr>
-        <w:t>#24 "Вера" – это риск, отказ от гарантий, предоставляемых знанием, и одновременно неуязвимость для манипуляций/внешнего контроля;</w:t>
-      </w:r>
-    </w:p>
-    <w:p>
-      <w:pPr>
-        <w:rPr>
-          <w:lang w:val="ru-RU"/>
-        </w:rPr>
-      </w:pPr>
-      <w:r>
-        <w:rPr>
-          <w:lang w:val="ru-RU"/>
-        </w:rPr>
-        <w:t>#25 "Борьба с грехом" – не проповедь умеренности, равновесия желаний/аффектов, но создание дистанции с ними: полная "переборка" самого себя во имя вечности, – доказательство Творения, Бога и бессмертия души, но не посредством знания, а посредством действия;</w:t>
-      </w:r>
-    </w:p>
-    <w:p>
-      <w:pPr>
-        <w:rPr>
-          <w:lang w:val="ru-RU"/>
-        </w:rPr>
-      </w:pPr>
-      <w:r>
-        <w:rPr>
-          <w:lang w:val="ru-RU"/>
-        </w:rPr>
-        <w:t>#26 понятие человеческой "свободы воли"  раздвоено: как некое сущее, безразличное (indifferentiae) к остальному сущему (Пелагий), и как отклонение (defectio) от сущего (замысла Творения) – повреждение, ущерб, Ничто "внутри" Бытия (Августин).</w:t>
+        <w:t>#23</w:t>
+      </w:r>
+      <w:r>
+        <w:rPr>
+          <w:lang w:val="ru-RU"/>
+        </w:rPr>
+        <w:t>.</w:t>
+      </w:r>
+      <w:r>
+        <w:rPr>
+          <w:lang w:val="ru-RU"/>
+        </w:rPr>
+        <w:t xml:space="preserve"> акт Творения снимает парадокс "изменяющейся реальности": необходимое для изменения "существование Ничто", наряду с Бытием, возникает только post factum - как следствие создания того, чего РАНЬШЕ не было;</w:t>
+      </w:r>
+    </w:p>
+    <w:p>
+      <w:pPr>
+        <w:rPr>
+          <w:lang w:val="ru-RU"/>
+        </w:rPr>
+      </w:pPr>
+      <w:r>
+        <w:rPr>
+          <w:lang w:val="ru-RU"/>
+        </w:rPr>
+        <w:t>#24</w:t>
+      </w:r>
+      <w:r>
+        <w:rPr>
+          <w:lang w:val="ru-RU"/>
+        </w:rPr>
+        <w:t>.</w:t>
+      </w:r>
+      <w:r>
+        <w:rPr>
+          <w:lang w:val="ru-RU"/>
+        </w:rPr>
+        <w:t xml:space="preserve"> "Вера" – это риск, отказ от гарантий, предоставляемых знанием, и одновременно неуязвимость для манипуляций/внешнего контроля;</w:t>
+      </w:r>
+    </w:p>
+    <w:p>
+      <w:pPr>
+        <w:rPr>
+          <w:lang w:val="ru-RU"/>
+        </w:rPr>
+      </w:pPr>
+      <w:r>
+        <w:rPr>
+          <w:lang w:val="ru-RU"/>
+        </w:rPr>
+        <w:t>#25</w:t>
+      </w:r>
+      <w:r>
+        <w:rPr>
+          <w:lang w:val="ru-RU"/>
+        </w:rPr>
+        <w:t>.</w:t>
+      </w:r>
+      <w:r>
+        <w:rPr>
+          <w:lang w:val="ru-RU"/>
+        </w:rPr>
+        <w:t xml:space="preserve"> "Борьба с грехом" – не проповедь умеренности, равновесия желаний/аффектов, но создание дистанции с ними: полная "переборка" самого себя во имя вечности, – доказательство Творения, Бога и бессмертия души, но не посредством знания, а посредством действия;</w:t>
+      </w:r>
+    </w:p>
+    <w:p>
+      <w:pPr>
+        <w:rPr>
+          <w:lang w:val="ru-RU"/>
+        </w:rPr>
+      </w:pPr>
+      <w:r>
+        <w:rPr>
+          <w:lang w:val="ru-RU"/>
+        </w:rPr>
+        <w:t>#26</w:t>
+      </w:r>
+      <w:r>
+        <w:rPr>
+          <w:lang w:val="ru-RU"/>
+        </w:rPr>
+        <w:t>.</w:t>
+      </w:r>
+      <w:r>
+        <w:rPr>
+          <w:lang w:val="ru-RU"/>
+        </w:rPr>
+        <w:t xml:space="preserve"> понятие человеческой "свободы воли</w:t>
+      </w:r>
+      <w:r>
+        <w:rPr>
+          <w:lang w:val="ru-RU"/>
+        </w:rPr>
+        <w:t>” раздвоено</w:t>
+      </w:r>
+      <w:r>
+        <w:rPr>
+          <w:lang w:val="ru-RU"/>
+        </w:rPr>
+        <w:t>: как некое сущее, безразличное (indifferentiae) к остальному сущему (Пелагий), и как отклонение (defectio) от сущего (замысла Творения) – повреждение, ущерб, Ничто</w:t>
+      </w:r>
+      <w:r>
+        <w:rPr>
+          <w:lang w:val="ru-RU"/>
+        </w:rPr>
+        <w:t xml:space="preserve"> </w:t>
+      </w:r>
+      <w:r>
+        <w:rPr>
+          <w:lang w:val="ru-RU"/>
+        </w:rPr>
+        <w:t>"внутри" Бытия (Августин).</w:t>
       </w:r>
     </w:p>
     <w:p>
